--- a/downloads/documents/05 Materials/Unit 07/Slides/Slides 07.10 - Build the Pitch and Prototype.docx
+++ b/downloads/documents/05 Materials/Unit 07/Slides/Slides 07.10 - Build the Pitch and Prototype.docx
@@ -446,7 +446,7 @@
               <w:jc w:val="left"/>
             </w:pPr>
             <w:r>
-              <w:t xml:space="preserve">What you make, + one differentiator</w:t>
+              <w:t xml:space="preserve">What you make, + one thing that makes it different</w:t>
             </w:r>
           </w:p>
         </w:tc>
@@ -990,7 +990,7 @@
         <w:pStyle w:val="Compact"/>
       </w:pPr>
       <w:r>
-        <w:t xml:space="preserve">CFO drafts panel 4’s numbers large and legible</w:t>
+        <w:t xml:space="preserve">CFO drafts panel 4’s numbers big enough to read from the back</w:t>
       </w:r>
     </w:p>
     <w:p>
@@ -1301,7 +1301,7 @@
         <w:pStyle w:val="Compact"/>
       </w:pPr>
       <w:r>
-        <w:t xml:space="preserve">The listening team scores the sheet: the six parts, the panels, and our own Lands and Kills list</w:t>
+        <w:t xml:space="preserve">The listening team fills in the peer review sheet: the six parts, the panels, and our own Lands and Kills list</w:t>
       </w:r>
     </w:p>
     <w:p>
@@ -1477,7 +1477,7 @@
         <w:rPr>
           <w:b/>
         </w:rPr>
-        <w:t xml:space="preserve">These two sentences are what separates Meets from Approaching on the pitch</w:t>
+        <w:t xml:space="preserve">These two sentences are what separate Meets from Approaching on the pitch</w:t>
       </w:r>
       <w:r>
         <w:t xml:space="preserve"> </w:t>
@@ -1547,7 +1547,7 @@
         <w:t xml:space="preserve">“</w:t>
       </w:r>
       <w:r>
-        <w:t xml:space="preserve">Tomorrow there are adults in this room who do not have to be here. They are coming because somebody told them eighth graders in this building built businesses. Be the reason that was true.</w:t>
+        <w:t xml:space="preserve">Tomorrow there are adults in this room who do not have to be here. They are coming because somebody told them middle schoolers in this building built businesses. Be the reason that was true.</w:t>
       </w:r>
       <w:r>
         <w:t xml:space="preserve">”</w:t>
